--- a/03_Practical_Implementation_Project/SentinelLite/docs/SentinelLite_Project_Proposal.docx
+++ b/03_Practical_Implementation_Project/SentinelLite/docs/SentinelLite_Project_Proposal.docx
@@ -143,7 +143,6 @@
           <w:szCs w:val="72"/>
         </w:rPr>
       </w:pPr>
-      <w:proofErr w:type="spellStart"/>
       <w:r>
         <w:rPr>
           <w:rFonts w:ascii="Times New Roman" w:hAnsi="Times New Roman" w:cs="Times New Roman"/>
@@ -154,7 +153,6 @@
         </w:rPr>
         <w:t>SentinelLite</w:t>
       </w:r>
-      <w:proofErr w:type="spellEnd"/>
     </w:p>
     <w:p>
       <w:pPr>
@@ -1293,8 +1291,8 @@
         <w:tblLook w:val="04A0" w:firstRow="1" w:lastRow="0" w:firstColumn="1" w:lastColumn="0" w:noHBand="0" w:noVBand="1"/>
       </w:tblPr>
       <w:tblGrid>
-        <w:gridCol w:w="4968"/>
-        <w:gridCol w:w="4968"/>
+        <w:gridCol w:w="4963"/>
+        <w:gridCol w:w="4963"/>
       </w:tblGrid>
       <w:tr>
         <w:trPr>
@@ -1573,9 +1571,9 @@
         <w:tblLook w:val="04A0" w:firstRow="1" w:lastRow="0" w:firstColumn="1" w:lastColumn="0" w:noHBand="0" w:noVBand="1"/>
       </w:tblPr>
       <w:tblGrid>
-        <w:gridCol w:w="3312"/>
-        <w:gridCol w:w="3312"/>
-        <w:gridCol w:w="3312"/>
+        <w:gridCol w:w="3308"/>
+        <w:gridCol w:w="3309"/>
+        <w:gridCol w:w="3309"/>
       </w:tblGrid>
       <w:tr>
         <w:trPr>
@@ -1750,7 +1748,6 @@
               <w:rPr>
                 <w:rFonts w:ascii="Calibri" w:hAnsi="Calibri" w:cs="Calibri"/>
               </w:rPr>
-              <w:lastRenderedPageBreak/>
               <w:t>F-02</w:t>
             </w:r>
           </w:p>
@@ -2286,7 +2283,7 @@
         <w:rPr>
           <w:rFonts w:ascii="Calibri" w:hAnsi="Calibri" w:cs="Calibri"/>
         </w:rPr>
-        <w:t>Python will be the primary language; Streamlit is the proposed dashboard framework.</w:t>
+        <w:t>Python will power the FastAPI backend. The web frontend will use Next.js, TypeScript, Tailwind CSS, and shadcn/ui.</w:t>
       </w:r>
     </w:p>
     <w:p>
@@ -2488,9 +2485,9 @@
         <w:tblLook w:val="04A0" w:firstRow="1" w:lastRow="0" w:firstColumn="1" w:lastColumn="0" w:noHBand="0" w:noVBand="1"/>
       </w:tblPr>
       <w:tblGrid>
-        <w:gridCol w:w="3312"/>
-        <w:gridCol w:w="3312"/>
-        <w:gridCol w:w="3312"/>
+        <w:gridCol w:w="3308"/>
+        <w:gridCol w:w="3309"/>
+        <w:gridCol w:w="3309"/>
       </w:tblGrid>
       <w:tr>
         <w:trPr>
@@ -2830,14 +2827,7 @@
               <w:rPr>
                 <w:rFonts w:ascii="Calibri" w:hAnsi="Calibri" w:cs="Calibri"/>
               </w:rPr>
-              <w:t xml:space="preserve">Misuse cases, validation strategy, and </w:t>
-            </w:r>
-            <w:r>
-              <w:rPr>
-                <w:rFonts w:ascii="Calibri" w:hAnsi="Calibri" w:cs="Calibri"/>
-              </w:rPr>
-              <w:lastRenderedPageBreak/>
-              <w:t>traceable test cases.</w:t>
+              <w:t>Misuse cases, validation strategy, and traceable test cases.</w:t>
             </w:r>
           </w:p>
         </w:tc>
@@ -2866,7 +2856,6 @@
               <w:rPr>
                 <w:rFonts w:ascii="Calibri" w:hAnsi="Calibri" w:cs="Calibri"/>
               </w:rPr>
-              <w:lastRenderedPageBreak/>
               <w:t>D-05</w:t>
             </w:r>
           </w:p>
@@ -3297,8 +3286,8 @@
         <w:tblLook w:val="04A0" w:firstRow="1" w:lastRow="0" w:firstColumn="1" w:lastColumn="0" w:noHBand="0" w:noVBand="1"/>
       </w:tblPr>
       <w:tblGrid>
-        <w:gridCol w:w="2913"/>
-        <w:gridCol w:w="2712"/>
+        <w:gridCol w:w="2823"/>
+        <w:gridCol w:w="2576"/>
         <w:gridCol w:w="4527"/>
       </w:tblGrid>
       <w:tr>
@@ -3967,9 +3956,9 @@
         <w:tblLook w:val="04A0" w:firstRow="1" w:lastRow="0" w:firstColumn="1" w:lastColumn="0" w:noHBand="0" w:noVBand="1"/>
       </w:tblPr>
       <w:tblGrid>
-        <w:gridCol w:w="3312"/>
-        <w:gridCol w:w="3312"/>
-        <w:gridCol w:w="3312"/>
+        <w:gridCol w:w="3307"/>
+        <w:gridCol w:w="3309"/>
+        <w:gridCol w:w="3310"/>
       </w:tblGrid>
       <w:tr>
         <w:trPr>
@@ -4110,14 +4099,7 @@
               <w:rPr>
                 <w:rFonts w:ascii="Calibri" w:hAnsi="Calibri" w:cs="Calibri"/>
               </w:rPr>
-              <w:t xml:space="preserve">Displayed valid-record count exactly matches the documented expected </w:t>
-            </w:r>
-            <w:r>
-              <w:rPr>
-                <w:rFonts w:ascii="Calibri" w:hAnsi="Calibri" w:cs="Calibri"/>
-              </w:rPr>
-              <w:lastRenderedPageBreak/>
-              <w:t>count.</w:t>
+              <w:t>Displayed valid-record count exactly matches the documented expected count.</w:t>
             </w:r>
           </w:p>
         </w:tc>
@@ -4141,7 +4123,6 @@
               <w:rPr>
                 <w:rFonts w:ascii="Calibri" w:hAnsi="Calibri" w:cs="Calibri"/>
               </w:rPr>
-              <w:lastRenderedPageBreak/>
               <w:t>AC-02</w:t>
             </w:r>
           </w:p>
@@ -4906,7 +4887,7 @@
         <w:rPr>
           <w:rFonts w:ascii="Calibri" w:hAnsi="Calibri" w:cs="Calibri"/>
         </w:rPr>
-        <w:t>Language: Python 3</w:t>
+        <w:t>Language / backend: Python 3 and FastAPI</w:t>
       </w:r>
     </w:p>
     <w:p>
@@ -4924,7 +4905,7 @@
         <w:rPr>
           <w:rFonts w:ascii="Calibri" w:hAnsi="Calibri" w:cs="Calibri"/>
         </w:rPr>
-        <w:t>Dashboard: Streamlit</w:t>
+        <w:t>Frontend: Next.js, TypeScript, Tailwind CSS, and shadcn/ui</w:t>
       </w:r>
     </w:p>
     <w:p>
@@ -4978,7 +4959,7 @@
         <w:rPr>
           <w:rFonts w:ascii="Calibri" w:hAnsi="Calibri" w:cs="Calibri"/>
         </w:rPr>
-        <w:t>Testing: pytest or Python unittest (final choice to be recorded later)</w:t>
+        <w:t>Testing: pytest for backend tests; frontend test tooling will be selected during implementation</w:t>
       </w:r>
     </w:p>
     <w:p>
@@ -5014,7 +4995,7 @@
         <w:rPr>
           <w:rFonts w:ascii="Calibri" w:hAnsi="Calibri" w:cs="Calibri"/>
         </w:rPr>
-        <w:t>This is a proposed stack, not a final implementation decision. Specific versions and dependency pins will be recorded before implementation.</w:t>
+        <w:t>This is the agreed initial stack. Exact runtime and dependency versions will be verified and recorded before implementation.</w:t>
       </w:r>
     </w:p>
     <w:p>
@@ -5034,7 +5015,6 @@
           <w:sz w:val="36"/>
           <w:szCs w:val="36"/>
         </w:rPr>
-        <w:lastRenderedPageBreak/>
         <w:t>12. Proposed Development Workflow</w:t>
       </w:r>
     </w:p>
@@ -5291,9 +5271,9 @@
         <w:tblLook w:val="04A0" w:firstRow="1" w:lastRow="0" w:firstColumn="1" w:lastColumn="0" w:noHBand="0" w:noVBand="1"/>
       </w:tblPr>
       <w:tblGrid>
-        <w:gridCol w:w="2330"/>
-        <w:gridCol w:w="2453"/>
-        <w:gridCol w:w="2363"/>
+        <w:gridCol w:w="2217"/>
+        <w:gridCol w:w="2430"/>
+        <w:gridCol w:w="2273"/>
         <w:gridCol w:w="3006"/>
       </w:tblGrid>
       <w:tr>
